--- a/docs/amy/Saved-by-Tefilla.docx
+++ b/docs/amy/Saved-by-Tefilla.docx
@@ -375,7 +375,7 @@
           <w:sz w:val="22"/>
           <w:szCs w:val="22"/>
         </w:rPr>
-        <w:t xml:space="preserve">All the efforts to make Tefillah b'Tzibbur possible, through the commitment of Rabbi Schmuel Bergman and the shul president Herb Speiser, have added to the sanctification of the Young Israel of Fort Lee which saved my life the day a ferocious gale tried to end my existence. </w:t>
+        <w:t xml:space="preserve">All the efforts to make Tefillah b'Tzibbur possible, through the commitment of Rabbi Shmuel Bergman and the shul president Herb Speiser, have added to the sanctification of the Young Israel of Fort Lee which saved my life the day a ferocious gale tried to end my existence. </w:t>
       </w:r>
     </w:p>
     <w:p>
